--- a/public/templates/PO_TEMPLATE_ORIGINAL.docx
+++ b/public/templates/PO_TEMPLATE_ORIGINAL.docx
@@ -2,189 +2,416 @@
 <file path=word/document.xml><?xml version="1.0" encoding="utf-8"?>
 <w:document xmlns:wpc="http://schemas.microsoft.com/office/word/2010/wordprocessingCanvas" xmlns:cx="http://schemas.microsoft.com/office/drawing/2014/chartex" xmlns:cx1="http://schemas.microsoft.com/office/drawing/2015/9/8/chartex" xmlns:cx2="http://schemas.microsoft.com/office/drawing/2015/10/21/chartex" xmlns:cx3="http://schemas.microsoft.com/office/drawing/2016/5/9/chartex" xmlns:cx4="http://schemas.microsoft.com/office/drawing/2016/5/10/chartex" xmlns:cx5="http://schemas.microsoft.com/office/drawing/2016/5/11/chartex" xmlns:cx6="http://schemas.microsoft.com/office/drawing/2016/5/12/chartex" xmlns:cx7="http://schemas.microsoft.com/office/drawing/2016/5/13/chartex" xmlns:cx8="http://schemas.microsoft.com/office/drawing/2016/5/14/chartex" xmlns:mc="http://schemas.openxmlformats.org/markup-compatibility/2006" xmlns:aink="http://schemas.microsoft.com/office/drawing/2016/ink" xmlns:am3d="http://schemas.microsoft.com/office/drawing/2017/model3d" xmlns:o="urn:schemas-microsoft-com:office:office" xmlns:oel="http://schemas.microsoft.com/office/2019/extlst" xmlns:r="http://schemas.openxmlformats.org/officeDocument/2006/relationships" xmlns:m="http://schemas.openxmlformats.org/officeDocument/2006/math" xmlns:v="urn:schemas-microsoft-com:vml" xmlns:wp14="http://schemas.microsoft.com/office/word/2010/wordprocessingDrawing" xmlns:wp="http://schemas.openxmlformats.org/drawingml/2006/wordprocessingDrawing" xmlns:w10="urn:schemas-microsoft-com:office:word" xmlns:w="http://schemas.openxmlformats.org/wordprocessingml/2006/main" xmlns:w14="http://schemas.microsoft.com/office/word/2010/wordml" xmlns:w15="http://schemas.microsoft.com/office/word/2012/wordml" xmlns:w16cex="http://schemas.microsoft.com/office/word/2018/wordml/cex" xmlns:w16cid="http://schemas.microsoft.com/office/word/2016/wordml/cid" xmlns:w16="http://schemas.microsoft.com/office/word/2018/wordml" xmlns:w16du="http://schemas.microsoft.com/office/word/2023/wordml/word16du" xmlns:w16sdtdh="http://schemas.microsoft.com/office/word/2020/wordml/sdtdatahash" xmlns:w16sdtfl="http://schemas.microsoft.com/office/word/2024/wordml/sdtformatlock" xmlns:w16se="http://schemas.microsoft.com/office/word/2015/wordml/symex" xmlns:wpg="http://schemas.microsoft.com/office/word/2010/wordprocessingGroup" xmlns:wpi="http://schemas.microsoft.com/office/word/2010/wordprocessingInk" xmlns:wne="http://schemas.microsoft.com/office/word/2006/wordml" xmlns:wps="http://schemas.microsoft.com/office/word/2010/wordprocessingShape" mc:Ignorable="w14 w15 w16se w16cid w16 w16cex w16sdtdh w16sdtfl w16du wp14">
   <w:body>
-    <w:p>
-      <w:pPr>
-        <w:pStyle w:val="Heading1"/>
-        <w:spacing w:line="259" w:lineRule="auto"/>
-      </w:pPr>
-      <w:r>
-        <w:rPr>
-          <w:noProof/>
-        </w:rPr>
-        <w:drawing>
-          <wp:anchor distT="0" distB="0" distL="0" distR="0" simplePos="0" relativeHeight="15728640" behindDoc="0" locked="0" layoutInCell="1" allowOverlap="1" wp14:anchorId="3AAE9E11" wp14:editId="57F2BD8D">
-            <wp:simplePos x="0" y="0"/>
-            <wp:positionH relativeFrom="page">
-              <wp:posOffset>682450</wp:posOffset>
-            </wp:positionH>
-            <wp:positionV relativeFrom="paragraph">
-              <wp:posOffset>85375</wp:posOffset>
-            </wp:positionV>
-            <wp:extent cx="843080" cy="659791"/>
-            <wp:effectExtent l="0" t="0" r="0" b="0"/>
-            <wp:wrapNone/>
-            <wp:docPr id="2" name="Image 2"/>
-            <wp:cNvGraphicFramePr>
-              <a:graphicFrameLocks xmlns:a="http://schemas.openxmlformats.org/drawingml/2006/main"/>
-            </wp:cNvGraphicFramePr>
-            <a:graphic xmlns:a="http://schemas.openxmlformats.org/drawingml/2006/main">
-              <a:graphicData uri="http://schemas.openxmlformats.org/drawingml/2006/picture">
-                <pic:pic xmlns:pic="http://schemas.openxmlformats.org/drawingml/2006/picture">
-                  <pic:nvPicPr>
-                    <pic:cNvPr id="2" name="Image 2"/>
-                    <pic:cNvPicPr/>
-                  </pic:nvPicPr>
-                  <pic:blipFill>
-                    <a:blip r:embed="rId8" cstate="print"/>
-                    <a:stretch>
-                      <a:fillRect/>
-                    </a:stretch>
-                  </pic:blipFill>
-                  <pic:spPr>
-                    <a:xfrm>
-                      <a:off x="0" y="0"/>
-                      <a:ext cx="843080" cy="659791"/>
-                    </a:xfrm>
-                    <a:prstGeom prst="rect">
-                      <a:avLst/>
-                    </a:prstGeom>
-                  </pic:spPr>
-                </pic:pic>
-              </a:graphicData>
-            </a:graphic>
-          </wp:anchor>
-        </w:drawing>
-      </w:r>
-      <w:r>
-        <w:t>TELCOVANTAGE</w:t>
-      </w:r>
-      <w:r>
-        <w:rPr>
-          <w:spacing w:val="-13"/>
-        </w:rPr>
-        <w:t xml:space="preserve"> </w:t>
-      </w:r>
-      <w:r>
-        <w:t>PHILIPPINES SERVICES INC.</w:t>
-      </w:r>
-    </w:p>
-    <w:p>
-      <w:pPr>
-        <w:pStyle w:val="BodyText"/>
-        <w:spacing w:before="3" w:line="256" w:lineRule="auto"/>
-        <w:ind w:left="1867" w:right="32"/>
-      </w:pPr>
-      <w:r>
-        <w:t>Unit</w:t>
-      </w:r>
-      <w:r>
-        <w:rPr>
-          <w:spacing w:val="-6"/>
-        </w:rPr>
-        <w:t xml:space="preserve"> </w:t>
-      </w:r>
-      <w:r>
-        <w:t>1811</w:t>
-      </w:r>
-      <w:r>
-        <w:rPr>
-          <w:spacing w:val="-6"/>
-        </w:rPr>
-        <w:t xml:space="preserve"> </w:t>
-      </w:r>
-      <w:r>
-        <w:t>North</w:t>
-      </w:r>
-      <w:r>
-        <w:rPr>
-          <w:spacing w:val="-6"/>
-        </w:rPr>
-        <w:t xml:space="preserve"> </w:t>
-      </w:r>
-      <w:r>
-        <w:t>Tower</w:t>
-      </w:r>
-      <w:r>
-        <w:rPr>
-          <w:spacing w:val="-6"/>
-        </w:rPr>
-        <w:t xml:space="preserve"> </w:t>
-      </w:r>
-      <w:r>
-        <w:t>Park</w:t>
-      </w:r>
-      <w:r>
-        <w:rPr>
-          <w:spacing w:val="-5"/>
-        </w:rPr>
-        <w:t xml:space="preserve"> </w:t>
-      </w:r>
-      <w:r>
-        <w:t>Triangle</w:t>
-      </w:r>
-      <w:r>
-        <w:rPr>
-          <w:spacing w:val="-9"/>
-        </w:rPr>
-        <w:t xml:space="preserve"> </w:t>
-      </w:r>
-      <w:r>
-        <w:t>Corporate</w:t>
-      </w:r>
-      <w:r>
-        <w:rPr>
-          <w:spacing w:val="40"/>
-        </w:rPr>
-        <w:t xml:space="preserve"> </w:t>
-      </w:r>
-      <w:r>
-        <w:t>Plaza, 32</w:t>
-      </w:r>
-      <w:r>
-        <w:rPr>
-          <w:vertAlign w:val="superscript"/>
-        </w:rPr>
-        <w:t>nd</w:t>
-      </w:r>
-      <w:r>
-        <w:t xml:space="preserve"> St. </w:t>
-      </w:r>
-      <w:proofErr w:type="spellStart"/>
-      <w:r>
-        <w:t>cor</w:t>
-      </w:r>
-      <w:proofErr w:type="spellEnd"/>
-      <w:r>
-        <w:t xml:space="preserve"> 11</w:t>
-      </w:r>
-      <w:r>
-        <w:rPr>
-          <w:vertAlign w:val="superscript"/>
-        </w:rPr>
-        <w:t>th</w:t>
-      </w:r>
-      <w:r>
-        <w:t xml:space="preserve"> Ave, Bonifacio Global</w:t>
-      </w:r>
-      <w:r>
-        <w:rPr>
-          <w:spacing w:val="40"/>
-        </w:rPr>
-        <w:t xml:space="preserve"> </w:t>
-      </w:r>
-      <w:r>
-        <w:t>City, Taguig City 1634</w:t>
-      </w:r>
-      <w:r>
-        <w:rPr>
-          <w:spacing w:val="40"/>
-        </w:rPr>
-        <w:t xml:space="preserve"> </w:t>
-      </w:r>
-      <w:r>
-        <w:t>Tel. No.: 09209680070</w:t>
-      </w:r>
-    </w:p>
+    <w:tbl>
+      <w:tblPr>
+        <w:tblStyle w:val="TableGrid"/>
+        <w:tblW w:w="10972" w:type="dxa"/>
+        <w:tblBorders>
+          <w:top w:val="none" w:sz="0" w:space="0" w:color="auto"/>
+          <w:left w:val="none" w:sz="0" w:space="0" w:color="auto"/>
+          <w:bottom w:val="none" w:sz="0" w:space="0" w:color="auto"/>
+          <w:right w:val="none" w:sz="0" w:space="0" w:color="auto"/>
+          <w:insideH w:val="none" w:sz="0" w:space="0" w:color="auto"/>
+          <w:insideV w:val="none" w:sz="0" w:space="0" w:color="auto"/>
+        </w:tblBorders>
+        <w:tblLook w:val="04A0" w:firstRow="1" w:lastRow="0" w:firstColumn="1" w:lastColumn="0" w:noHBand="0" w:noVBand="1"/>
+      </w:tblPr>
+      <w:tblGrid>
+        <w:gridCol w:w="5418"/>
+        <w:gridCol w:w="5554"/>
+      </w:tblGrid>
+      <w:tr>
+        <w:trPr>
+          <w:trHeight w:val="1448"/>
+        </w:trPr>
+        <w:tc>
+          <w:tcPr>
+            <w:tcW w:w="5418" w:type="dxa"/>
+          </w:tcPr>
+          <w:p>
+            <w:pPr>
+              <w:pStyle w:val="Heading1"/>
+              <w:spacing w:line="259" w:lineRule="auto"/>
+            </w:pPr>
+            <w:r>
+              <w:rPr>
+                <w:noProof/>
+              </w:rPr>
+              <w:drawing>
+                <wp:anchor distT="0" distB="0" distL="0" distR="0" simplePos="0" relativeHeight="251665408" behindDoc="0" locked="0" layoutInCell="1" allowOverlap="1" wp14:anchorId="5CC018BA" wp14:editId="50817814">
+                  <wp:simplePos x="0" y="0"/>
+                  <wp:positionH relativeFrom="page">
+                    <wp:posOffset>224790</wp:posOffset>
+                  </wp:positionH>
+                  <wp:positionV relativeFrom="paragraph">
+                    <wp:posOffset>115570</wp:posOffset>
+                  </wp:positionV>
+                  <wp:extent cx="843080" cy="659791"/>
+                  <wp:effectExtent l="0" t="0" r="0" b="0"/>
+                  <wp:wrapNone/>
+                  <wp:docPr id="1273048704" name="Image 2"/>
+                  <wp:cNvGraphicFramePr>
+                    <a:graphicFrameLocks xmlns:a="http://schemas.openxmlformats.org/drawingml/2006/main"/>
+                  </wp:cNvGraphicFramePr>
+                  <a:graphic xmlns:a="http://schemas.openxmlformats.org/drawingml/2006/main">
+                    <a:graphicData uri="http://schemas.openxmlformats.org/drawingml/2006/picture">
+                      <pic:pic xmlns:pic="http://schemas.openxmlformats.org/drawingml/2006/picture">
+                        <pic:nvPicPr>
+                          <pic:cNvPr id="2" name="Image 2"/>
+                          <pic:cNvPicPr/>
+                        </pic:nvPicPr>
+                        <pic:blipFill>
+                          <a:blip r:embed="rId8" cstate="print"/>
+                          <a:stretch>
+                            <a:fillRect/>
+                          </a:stretch>
+                        </pic:blipFill>
+                        <pic:spPr>
+                          <a:xfrm>
+                            <a:off x="0" y="0"/>
+                            <a:ext cx="843080" cy="659791"/>
+                          </a:xfrm>
+                          <a:prstGeom prst="rect">
+                            <a:avLst/>
+                          </a:prstGeom>
+                        </pic:spPr>
+                      </pic:pic>
+                    </a:graphicData>
+                  </a:graphic>
+                </wp:anchor>
+              </w:drawing>
+            </w:r>
+            <w:r>
+              <w:t>TELCOVANTAGE</w:t>
+            </w:r>
+            <w:r>
+              <w:rPr>
+                <w:spacing w:val="-13"/>
+              </w:rPr>
+              <w:t xml:space="preserve"> </w:t>
+            </w:r>
+            <w:r>
+              <w:t>PHILIPPINES SERVICES INC.</w:t>
+            </w:r>
+          </w:p>
+          <w:p>
+            <w:pPr>
+              <w:pStyle w:val="BodyText"/>
+              <w:spacing w:before="3" w:line="256" w:lineRule="auto"/>
+              <w:ind w:left="1867" w:right="32"/>
+            </w:pPr>
+            <w:r>
+              <w:t>Unit</w:t>
+            </w:r>
+            <w:r>
+              <w:rPr>
+                <w:spacing w:val="-6"/>
+              </w:rPr>
+              <w:t xml:space="preserve"> </w:t>
+            </w:r>
+            <w:r>
+              <w:t>1811</w:t>
+            </w:r>
+            <w:r>
+              <w:rPr>
+                <w:spacing w:val="-6"/>
+              </w:rPr>
+              <w:t xml:space="preserve"> </w:t>
+            </w:r>
+            <w:r>
+              <w:t>North</w:t>
+            </w:r>
+            <w:r>
+              <w:rPr>
+                <w:spacing w:val="-6"/>
+              </w:rPr>
+              <w:t xml:space="preserve"> </w:t>
+            </w:r>
+            <w:r>
+              <w:t>Tower</w:t>
+            </w:r>
+            <w:r>
+              <w:rPr>
+                <w:spacing w:val="-6"/>
+              </w:rPr>
+              <w:t xml:space="preserve"> </w:t>
+            </w:r>
+            <w:r>
+              <w:t>Park</w:t>
+            </w:r>
+            <w:r>
+              <w:rPr>
+                <w:spacing w:val="-5"/>
+              </w:rPr>
+              <w:t xml:space="preserve"> </w:t>
+            </w:r>
+            <w:r>
+              <w:t>Triangle</w:t>
+            </w:r>
+            <w:r>
+              <w:rPr>
+                <w:spacing w:val="-9"/>
+              </w:rPr>
+              <w:t xml:space="preserve"> </w:t>
+            </w:r>
+            <w:r>
+              <w:t>Corporate</w:t>
+            </w:r>
+            <w:r>
+              <w:rPr>
+                <w:spacing w:val="40"/>
+              </w:rPr>
+              <w:t xml:space="preserve"> </w:t>
+            </w:r>
+            <w:r>
+              <w:t>Plaza, 32</w:t>
+            </w:r>
+            <w:r>
+              <w:rPr>
+                <w:vertAlign w:val="superscript"/>
+              </w:rPr>
+              <w:t>nd</w:t>
+            </w:r>
+            <w:r>
+              <w:t xml:space="preserve"> St. </w:t>
+            </w:r>
+            <w:proofErr w:type="spellStart"/>
+            <w:r>
+              <w:t>cor</w:t>
+            </w:r>
+            <w:proofErr w:type="spellEnd"/>
+            <w:r>
+              <w:t xml:space="preserve"> 11</w:t>
+            </w:r>
+            <w:r>
+              <w:rPr>
+                <w:vertAlign w:val="superscript"/>
+              </w:rPr>
+              <w:t>th</w:t>
+            </w:r>
+            <w:r>
+              <w:t xml:space="preserve"> Ave, Bonifacio Global</w:t>
+            </w:r>
+            <w:r>
+              <w:rPr>
+                <w:spacing w:val="40"/>
+              </w:rPr>
+              <w:t xml:space="preserve"> </w:t>
+            </w:r>
+            <w:r>
+              <w:t>City, Taguig City 1634</w:t>
+            </w:r>
+            <w:r>
+              <w:rPr>
+                <w:spacing w:val="40"/>
+              </w:rPr>
+              <w:t xml:space="preserve"> </w:t>
+            </w:r>
+            <w:r>
+              <w:t>Tel. No.: 09209680070</w:t>
+            </w:r>
+          </w:p>
+          <w:p>
+            <w:pPr>
+              <w:pStyle w:val="Heading1"/>
+              <w:spacing w:line="259" w:lineRule="auto"/>
+              <w:ind w:left="0"/>
+            </w:pPr>
+          </w:p>
+        </w:tc>
+        <w:tc>
+          <w:tcPr>
+            <w:tcW w:w="5554" w:type="dxa"/>
+          </w:tcPr>
+          <w:p>
+            <w:pPr>
+              <w:pStyle w:val="Heading2"/>
+            </w:pPr>
+            <w:r>
+              <w:t xml:space="preserve">                                PURCHASE</w:t>
+            </w:r>
+            <w:r>
+              <w:rPr>
+                <w:spacing w:val="-11"/>
+              </w:rPr>
+              <w:t xml:space="preserve"> </w:t>
+            </w:r>
+            <w:r>
+              <w:rPr>
+                <w:spacing w:val="-4"/>
+              </w:rPr>
+              <w:t>ORDER</w:t>
+            </w:r>
+          </w:p>
+          <w:tbl>
+            <w:tblPr>
+              <w:tblW w:w="0" w:type="auto"/>
+              <w:tblInd w:w="1804" w:type="dxa"/>
+              <w:tblBorders>
+                <w:top w:val="none" w:sz="0" w:space="0" w:color="auto"/>
+                <w:left w:val="none" w:sz="0" w:space="0" w:color="auto"/>
+                <w:bottom w:val="none" w:sz="0" w:space="0" w:color="auto"/>
+                <w:right w:val="none" w:sz="0" w:space="0" w:color="auto"/>
+                <w:insideH w:val="none" w:sz="0" w:space="0" w:color="auto"/>
+                <w:insideV w:val="none" w:sz="0" w:space="0" w:color="auto"/>
+              </w:tblBorders>
+              <w:tblLayout w:type="fixed"/>
+              <w:tblCellMar>
+                <w:left w:w="0" w:type="dxa"/>
+                <w:right w:w="0" w:type="dxa"/>
+              </w:tblCellMar>
+              <w:tblLook w:val="01E0" w:firstRow="1" w:lastRow="1" w:firstColumn="1" w:lastColumn="1" w:noHBand="0" w:noVBand="0"/>
+            </w:tblPr>
+            <w:tblGrid>
+              <w:gridCol w:w="927"/>
+              <w:gridCol w:w="2033"/>
+            </w:tblGrid>
+            <w:tr>
+              <w:trPr>
+                <w:trHeight w:hRule="exact" w:val="256"/>
+              </w:trPr>
+              <w:tc>
+                <w:tcPr>
+                  <w:tcW w:w="927" w:type="dxa"/>
+                </w:tcPr>
+                <w:p>
+                  <w:pPr>
+                    <w:pStyle w:val="TableParagraph"/>
+                    <w:spacing w:before="14" w:line="210" w:lineRule="exact"/>
+                    <w:rPr>
+                      <w:sz w:val="20"/>
+                    </w:rPr>
+                  </w:pPr>
+                  <w:r>
+                    <w:rPr>
+                      <w:sz w:val="20"/>
+                    </w:rPr>
+                    <w:t>PO</w:t>
+                  </w:r>
+                  <w:r>
+                    <w:rPr>
+                      <w:spacing w:val="-6"/>
+                      <w:sz w:val="20"/>
+                    </w:rPr>
+                    <w:t xml:space="preserve"> </w:t>
+                  </w:r>
+                  <w:r>
+                    <w:rPr>
+                      <w:spacing w:val="-5"/>
+                      <w:sz w:val="20"/>
+                    </w:rPr>
+                    <w:t>No.</w:t>
+                  </w:r>
+                </w:p>
+              </w:tc>
+              <w:tc>
+                <w:tcPr>
+                  <w:tcW w:w="2033" w:type="dxa"/>
+                </w:tcPr>
+                <w:p>
+                  <w:pPr>
+                    <w:pStyle w:val="TableParagraph"/>
+                    <w:spacing w:before="14" w:line="210" w:lineRule="exact"/>
+                    <w:ind w:left="105"/>
+                    <w:rPr>
+                      <w:sz w:val="20"/>
+                    </w:rPr>
+                  </w:pPr>
+                  <w:r>
+                    <w:rPr>
+                      <w:sz w:val="20"/>
+                    </w:rPr>
+                    <w:t>{</w:t>
+                  </w:r>
+                  <w:proofErr w:type="spellStart"/>
+                  <w:r>
+                    <w:rPr>
+                      <w:sz w:val="20"/>
+                    </w:rPr>
+                    <w:t>po_number</w:t>
+                  </w:r>
+                  <w:proofErr w:type="spellEnd"/>
+                  <w:r>
+                    <w:rPr>
+                      <w:sz w:val="20"/>
+                    </w:rPr>
+                    <w:t>}</w:t>
+                  </w:r>
+                </w:p>
+              </w:tc>
+            </w:tr>
+            <w:tr>
+              <w:trPr>
+                <w:trHeight w:hRule="exact" w:val="256"/>
+              </w:trPr>
+              <w:tc>
+                <w:tcPr>
+                  <w:tcW w:w="927" w:type="dxa"/>
+                </w:tcPr>
+                <w:p>
+                  <w:pPr>
+                    <w:pStyle w:val="TableParagraph"/>
+                    <w:spacing w:before="14" w:line="210" w:lineRule="exact"/>
+                    <w:rPr>
+                      <w:sz w:val="20"/>
+                    </w:rPr>
+                  </w:pPr>
+                  <w:r>
+                    <w:rPr>
+                      <w:spacing w:val="-4"/>
+                      <w:sz w:val="20"/>
+                    </w:rPr>
+                    <w:t>Date</w:t>
+                  </w:r>
+                </w:p>
+              </w:tc>
+              <w:tc>
+                <w:tcPr>
+                  <w:tcW w:w="2033" w:type="dxa"/>
+                </w:tcPr>
+                <w:p>
+                  <w:pPr>
+                    <w:pStyle w:val="TableParagraph"/>
+                    <w:spacing w:before="14" w:line="210" w:lineRule="exact"/>
+                    <w:ind w:left="105"/>
+                    <w:rPr>
+                      <w:sz w:val="20"/>
+                    </w:rPr>
+                  </w:pPr>
+                  <w:r>
+                    <w:rPr>
+                      <w:sz w:val="20"/>
+                    </w:rPr>
+                    <w:t>{</w:t>
+                  </w:r>
+                  <w:proofErr w:type="spellStart"/>
+                  <w:r>
+                    <w:rPr>
+                      <w:sz w:val="20"/>
+                    </w:rPr>
+                    <w:t>issued_date</w:t>
+                  </w:r>
+                  <w:proofErr w:type="spellEnd"/>
+                  <w:r>
+                    <w:rPr>
+                      <w:sz w:val="20"/>
+                    </w:rPr>
+                    <w:t>}</w:t>
+                  </w:r>
+                </w:p>
+              </w:tc>
+            </w:tr>
+          </w:tbl>
+          <w:p>
+            <w:pPr>
+              <w:pStyle w:val="Heading1"/>
+              <w:spacing w:line="259" w:lineRule="auto"/>
+              <w:ind w:left="0"/>
+            </w:pPr>
+          </w:p>
+        </w:tc>
+      </w:tr>
+    </w:tbl>
     <w:p>
       <w:pPr>
         <w:pStyle w:val="BodyText"/>
@@ -207,185 +434,6 @@
     </w:p>
     <w:p>
       <w:pPr>
-        <w:pStyle w:val="Heading2"/>
-      </w:pPr>
-      <w:r>
-        <w:t>PURCHASE</w:t>
-      </w:r>
-      <w:r>
-        <w:rPr>
-          <w:spacing w:val="-11"/>
-        </w:rPr>
-        <w:t xml:space="preserve"> </w:t>
-      </w:r>
-      <w:r>
-        <w:rPr>
-          <w:spacing w:val="-4"/>
-        </w:rPr>
-        <w:t>ORDER</w:t>
-      </w:r>
-    </w:p>
-    <w:tbl>
-      <w:tblPr>
-        <w:tblW w:w="0" w:type="auto"/>
-        <w:tblInd w:w="251" w:type="dxa"/>
-        <w:tblBorders>
-          <w:top w:val="single" w:sz="4" w:space="0" w:color="000000"/>
-          <w:left w:val="single" w:sz="4" w:space="0" w:color="000000"/>
-          <w:bottom w:val="single" w:sz="4" w:space="0" w:color="000000"/>
-          <w:right w:val="single" w:sz="4" w:space="0" w:color="000000"/>
-          <w:insideH w:val="single" w:sz="4" w:space="0" w:color="000000"/>
-          <w:insideV w:val="single" w:sz="4" w:space="0" w:color="000000"/>
-        </w:tblBorders>
-        <w:tblLayout w:type="fixed"/>
-        <w:tblCellMar>
-          <w:left w:w="0" w:type="dxa"/>
-          <w:right w:w="0" w:type="dxa"/>
-        </w:tblCellMar>
-        <w:tblLook w:val="01E0" w:firstRow="1" w:lastRow="1" w:firstColumn="1" w:lastColumn="1" w:noHBand="0" w:noVBand="0"/>
-      </w:tblPr>
-      <w:tblGrid>
-        <w:gridCol w:w="989"/>
-        <w:gridCol w:w="2127"/>
-      </w:tblGrid>
-      <w:tr>
-        <w:trPr>
-          <w:trHeight w:hRule="exact" w:val="245"/>
-        </w:trPr>
-        <w:tc>
-          <w:tcPr>
-            <w:tcW w:w="989" w:type="dxa"/>
-          </w:tcPr>
-          <w:p>
-            <w:pPr>
-              <w:pStyle w:val="TableParagraph"/>
-              <w:spacing w:before="14" w:line="210" w:lineRule="exact"/>
-              <w:rPr>
-                <w:sz w:val="20"/>
-              </w:rPr>
-            </w:pPr>
-            <w:r>
-              <w:rPr>
-                <w:sz w:val="20"/>
-              </w:rPr>
-              <w:t>PO</w:t>
-            </w:r>
-            <w:r>
-              <w:rPr>
-                <w:spacing w:val="-6"/>
-                <w:sz w:val="20"/>
-              </w:rPr>
-              <w:t xml:space="preserve"> </w:t>
-            </w:r>
-            <w:r>
-              <w:rPr>
-                <w:spacing w:val="-5"/>
-                <w:sz w:val="20"/>
-              </w:rPr>
-              <w:t>No.</w:t>
-            </w:r>
-          </w:p>
-        </w:tc>
-        <w:tc>
-          <w:tcPr>
-            <w:tcW w:w="2127" w:type="dxa"/>
-          </w:tcPr>
-          <w:p>
-            <w:pPr>
-              <w:pStyle w:val="TableParagraph"/>
-              <w:spacing w:before="14" w:line="210" w:lineRule="exact"/>
-              <w:ind w:left="105"/>
-              <w:rPr>
-                <w:sz w:val="20"/>
-              </w:rPr>
-            </w:pPr>
-            <w:r>
-              <w:rPr>
-                <w:sz w:val="20"/>
-              </w:rPr>
-              <w:t>{</w:t>
-            </w:r>
-            <w:proofErr w:type="spellStart"/>
-            <w:r>
-              <w:rPr>
-                <w:sz w:val="20"/>
-              </w:rPr>
-              <w:t>po_number</w:t>
-            </w:r>
-            <w:proofErr w:type="spellEnd"/>
-            <w:r>
-              <w:rPr>
-                <w:sz w:val="20"/>
-              </w:rPr>
-              <w:t>}</w:t>
-            </w:r>
-          </w:p>
-        </w:tc>
-      </w:tr>
-      <w:tr>
-        <w:trPr>
-          <w:trHeight w:hRule="exact" w:val="245"/>
-        </w:trPr>
-        <w:tc>
-          <w:tcPr>
-            <w:tcW w:w="989" w:type="dxa"/>
-          </w:tcPr>
-          <w:p>
-            <w:pPr>
-              <w:pStyle w:val="TableParagraph"/>
-              <w:spacing w:before="14" w:line="210" w:lineRule="exact"/>
-              <w:rPr>
-                <w:sz w:val="20"/>
-              </w:rPr>
-            </w:pPr>
-            <w:r>
-              <w:rPr>
-                <w:spacing w:val="-4"/>
-                <w:sz w:val="20"/>
-              </w:rPr>
-              <w:t>Date</w:t>
-            </w:r>
-          </w:p>
-        </w:tc>
-        <w:tc>
-          <w:tcPr>
-            <w:tcW w:w="2127" w:type="dxa"/>
-          </w:tcPr>
-          <w:p>
-            <w:pPr>
-              <w:pStyle w:val="TableParagraph"/>
-              <w:spacing w:before="14" w:line="210" w:lineRule="exact"/>
-              <w:ind w:left="105"/>
-              <w:rPr>
-                <w:sz w:val="20"/>
-              </w:rPr>
-            </w:pPr>
-            <w:r>
-              <w:rPr>
-                <w:sz w:val="20"/>
-              </w:rPr>
-              <w:t>{</w:t>
-            </w:r>
-            <w:proofErr w:type="spellStart"/>
-            <w:r>
-              <w:rPr>
-                <w:sz w:val="20"/>
-              </w:rPr>
-              <w:t>issued_date</w:t>
-            </w:r>
-            <w:proofErr w:type="spellEnd"/>
-            <w:r>
-              <w:rPr>
-                <w:sz w:val="20"/>
-              </w:rPr>
-              <w:t>}</w:t>
-            </w:r>
-          </w:p>
-        </w:tc>
-      </w:tr>
-    </w:tbl>
-    <w:p>
-      <w:pPr>
         <w:pStyle w:val="TableParagraph"/>
         <w:spacing w:line="210" w:lineRule="exact"/>
         <w:ind w:left="0"/>
@@ -395,7 +443,7 @@
         <w:sectPr>
           <w:footerReference w:type="default" r:id="rId9"/>
           <w:type w:val="continuous"/>
-          <w:pgSz w:w="12240" w:h="15840"/>
+          <w:pgSz w:w="11906" w:h="16838"/>
           <w:pgMar w:top="700" w:right="0" w:bottom="1200" w:left="720" w:header="0" w:footer="1012" w:gutter="0"/>
           <w:pgNumType w:start="1"/>
           <w:cols w:num="2" w:space="720" w:equalWidth="0">
@@ -419,6 +467,7 @@
     <w:tbl>
       <w:tblPr>
         <w:tblW w:w="0" w:type="auto"/>
+        <w:tblInd w:w="5" w:type="dxa"/>
         <w:tblBorders>
           <w:top w:val="single" w:sz="4" w:space="0" w:color="000000"/>
           <w:left w:val="single" w:sz="4" w:space="0" w:color="000000"/>
@@ -2490,6 +2539,9 @@
           <w:tcPr>
             <w:tcW w:w="3683" w:type="dxa"/>
             <w:gridSpan w:val="3"/>
+            <w:tcBorders>
+              <w:bottom w:val="single" w:sz="4" w:space="0" w:color="auto"/>
+            </w:tcBorders>
             <w:shd w:val="clear" w:color="auto" w:fill="D9D9D9"/>
           </w:tcPr>
           <w:p>
@@ -2535,6 +2587,9 @@
           <w:tcPr>
             <w:tcW w:w="7229" w:type="dxa"/>
             <w:gridSpan w:val="6"/>
+            <w:tcBorders>
+              <w:bottom w:val="single" w:sz="4" w:space="0" w:color="auto"/>
+            </w:tcBorders>
             <w:shd w:val="clear" w:color="auto" w:fill="D9D9D9"/>
           </w:tcPr>
           <w:p>
@@ -2717,6 +2772,7 @@
               <w:rPr>
                 <w:b/>
                 <w:bCs/>
+                <w:spacing w:val="-2"/>
                 <w:sz w:val="20"/>
               </w:rPr>
             </w:pPr>
@@ -2780,6 +2836,82 @@
               </w:rPr>
               <w:t>REQUIRED.</w:t>
             </w:r>
+          </w:p>
+          <w:p>
+            <w:pPr>
+              <w:pStyle w:val="TableParagraph"/>
+              <w:spacing w:line="223" w:lineRule="exact"/>
+              <w:rPr>
+                <w:b/>
+                <w:bCs/>
+                <w:spacing w:val="-2"/>
+                <w:sz w:val="20"/>
+              </w:rPr>
+            </w:pPr>
+          </w:p>
+          <w:p>
+            <w:pPr>
+              <w:pStyle w:val="TableParagraph"/>
+              <w:spacing w:line="223" w:lineRule="exact"/>
+              <w:rPr>
+                <w:b/>
+                <w:bCs/>
+                <w:sz w:val="20"/>
+              </w:rPr>
+            </w:pPr>
+            <w:r>
+              <w:rPr>
+                <w:b/>
+                <w:bCs/>
+                <w:spacing w:val="-2"/>
+                <w:sz w:val="20"/>
+              </w:rPr>
+              <w:br/>
+            </w:r>
+          </w:p>
+          <w:p>
+            <w:pPr>
+              <w:pStyle w:val="TableParagraph"/>
+              <w:spacing w:line="223" w:lineRule="exact"/>
+              <w:rPr>
+                <w:b/>
+                <w:bCs/>
+                <w:sz w:val="20"/>
+              </w:rPr>
+            </w:pPr>
+          </w:p>
+          <w:p>
+            <w:pPr>
+              <w:pStyle w:val="TableParagraph"/>
+              <w:spacing w:line="223" w:lineRule="exact"/>
+              <w:rPr>
+                <w:b/>
+                <w:bCs/>
+                <w:sz w:val="20"/>
+              </w:rPr>
+            </w:pPr>
+          </w:p>
+          <w:p>
+            <w:pPr>
+              <w:pStyle w:val="TableParagraph"/>
+              <w:spacing w:line="223" w:lineRule="exact"/>
+              <w:rPr>
+                <w:b/>
+                <w:bCs/>
+                <w:sz w:val="20"/>
+              </w:rPr>
+            </w:pPr>
+          </w:p>
+          <w:p>
+            <w:pPr>
+              <w:pStyle w:val="TableParagraph"/>
+              <w:spacing w:line="223" w:lineRule="exact"/>
+              <w:rPr>
+                <w:b/>
+                <w:bCs/>
+                <w:sz w:val="20"/>
+              </w:rPr>
+            </w:pPr>
           </w:p>
         </w:tc>
       </w:tr>
@@ -2793,391 +2925,422 @@
         </w:rPr>
         <w:sectPr>
           <w:type w:val="continuous"/>
-          <w:pgSz w:w="12240" w:h="15840"/>
+          <w:pgSz w:w="11906" w:h="16838"/>
           <w:pgMar w:top="700" w:right="0" w:bottom="1200" w:left="720" w:header="0" w:footer="1012" w:gutter="0"/>
           <w:cols w:space="720"/>
         </w:sectPr>
       </w:pPr>
     </w:p>
-    <w:p>
-      <w:pPr>
-        <w:pStyle w:val="Heading1"/>
-        <w:spacing w:line="259" w:lineRule="auto"/>
-      </w:pPr>
-      <w:r>
-        <w:rPr>
-          <w:noProof/>
-        </w:rPr>
-        <w:lastRenderedPageBreak/>
-        <w:drawing>
-          <wp:anchor distT="0" distB="0" distL="0" distR="0" simplePos="0" relativeHeight="15729152" behindDoc="0" locked="0" layoutInCell="1" allowOverlap="1" wp14:anchorId="165EC016" wp14:editId="4BFBDB1E">
-            <wp:simplePos x="0" y="0"/>
-            <wp:positionH relativeFrom="page">
-              <wp:posOffset>682450</wp:posOffset>
-            </wp:positionH>
-            <wp:positionV relativeFrom="paragraph">
-              <wp:posOffset>85375</wp:posOffset>
-            </wp:positionV>
-            <wp:extent cx="843080" cy="659791"/>
-            <wp:effectExtent l="0" t="0" r="0" b="0"/>
-            <wp:wrapNone/>
-            <wp:docPr id="3" name="Image 3"/>
-            <wp:cNvGraphicFramePr>
-              <a:graphicFrameLocks xmlns:a="http://schemas.openxmlformats.org/drawingml/2006/main"/>
-            </wp:cNvGraphicFramePr>
-            <a:graphic xmlns:a="http://schemas.openxmlformats.org/drawingml/2006/main">
-              <a:graphicData uri="http://schemas.openxmlformats.org/drawingml/2006/picture">
-                <pic:pic xmlns:pic="http://schemas.openxmlformats.org/drawingml/2006/picture">
-                  <pic:nvPicPr>
-                    <pic:cNvPr id="3" name="Image 3"/>
-                    <pic:cNvPicPr/>
-                  </pic:nvPicPr>
-                  <pic:blipFill>
-                    <a:blip r:embed="rId8" cstate="print"/>
-                    <a:stretch>
-                      <a:fillRect/>
-                    </a:stretch>
-                  </pic:blipFill>
-                  <pic:spPr>
-                    <a:xfrm>
-                      <a:off x="0" y="0"/>
-                      <a:ext cx="843080" cy="659791"/>
-                    </a:xfrm>
-                    <a:prstGeom prst="rect">
-                      <a:avLst/>
-                    </a:prstGeom>
-                  </pic:spPr>
-                </pic:pic>
-              </a:graphicData>
-            </a:graphic>
-          </wp:anchor>
-        </w:drawing>
-      </w:r>
-      <w:r>
-        <w:t>TELCOVANTAGE</w:t>
-      </w:r>
-      <w:r>
-        <w:rPr>
-          <w:spacing w:val="-13"/>
-        </w:rPr>
-        <w:t xml:space="preserve"> </w:t>
-      </w:r>
-      <w:r>
-        <w:t>PHILIPPINES SERVICES INC.</w:t>
-      </w:r>
-    </w:p>
-    <w:p>
-      <w:pPr>
-        <w:pStyle w:val="BodyText"/>
-        <w:spacing w:before="3" w:line="256" w:lineRule="auto"/>
-        <w:ind w:left="1867" w:right="32"/>
-      </w:pPr>
-      <w:r>
-        <w:t>Unit</w:t>
-      </w:r>
-      <w:r>
-        <w:rPr>
-          <w:spacing w:val="-6"/>
-        </w:rPr>
-        <w:t xml:space="preserve"> </w:t>
-      </w:r>
-      <w:r>
-        <w:t>1811</w:t>
-      </w:r>
-      <w:r>
-        <w:rPr>
-          <w:spacing w:val="-6"/>
-        </w:rPr>
-        <w:t xml:space="preserve"> </w:t>
-      </w:r>
-      <w:r>
-        <w:t>North</w:t>
-      </w:r>
-      <w:r>
-        <w:rPr>
-          <w:spacing w:val="-6"/>
-        </w:rPr>
-        <w:t xml:space="preserve"> </w:t>
-      </w:r>
-      <w:r>
-        <w:t>Tower</w:t>
-      </w:r>
-      <w:r>
-        <w:rPr>
-          <w:spacing w:val="-6"/>
-        </w:rPr>
-        <w:t xml:space="preserve"> </w:t>
-      </w:r>
-      <w:r>
-        <w:t>Park</w:t>
-      </w:r>
-      <w:r>
-        <w:rPr>
-          <w:spacing w:val="-5"/>
-        </w:rPr>
-        <w:t xml:space="preserve"> </w:t>
-      </w:r>
-      <w:r>
-        <w:t>Triangle</w:t>
-      </w:r>
-      <w:r>
-        <w:rPr>
-          <w:spacing w:val="-9"/>
-        </w:rPr>
-        <w:t xml:space="preserve"> </w:t>
-      </w:r>
-      <w:r>
-        <w:t>Corporate</w:t>
-      </w:r>
-      <w:r>
-        <w:rPr>
-          <w:spacing w:val="40"/>
-        </w:rPr>
-        <w:t xml:space="preserve"> </w:t>
-      </w:r>
-      <w:r>
-        <w:t>Plaza, 32</w:t>
-      </w:r>
-      <w:r>
-        <w:rPr>
-          <w:vertAlign w:val="superscript"/>
-        </w:rPr>
-        <w:t>nd</w:t>
-      </w:r>
-      <w:r>
-        <w:t xml:space="preserve"> St. </w:t>
-      </w:r>
-      <w:proofErr w:type="spellStart"/>
-      <w:r>
-        <w:t>cor</w:t>
-      </w:r>
-      <w:proofErr w:type="spellEnd"/>
-      <w:r>
-        <w:t xml:space="preserve"> 11</w:t>
-      </w:r>
-      <w:r>
-        <w:rPr>
-          <w:vertAlign w:val="superscript"/>
-        </w:rPr>
-        <w:t>th</w:t>
-      </w:r>
-      <w:r>
-        <w:t xml:space="preserve"> Ave, Bonifacio Global</w:t>
-      </w:r>
-      <w:r>
-        <w:rPr>
-          <w:spacing w:val="40"/>
-        </w:rPr>
-        <w:t xml:space="preserve"> </w:t>
-      </w:r>
-      <w:r>
-        <w:t>City, Taguig City 1634</w:t>
-      </w:r>
-      <w:r>
-        <w:rPr>
-          <w:spacing w:val="40"/>
-        </w:rPr>
-        <w:t xml:space="preserve"> </w:t>
-      </w:r>
-      <w:r>
-        <w:t>Tel. No.: 09209680070</w:t>
-      </w:r>
-    </w:p>
-    <w:p>
-      <w:pPr>
-        <w:pStyle w:val="BodyText"/>
-        <w:rPr>
-          <w:sz w:val="20"/>
-        </w:rPr>
-      </w:pPr>
-      <w:r>
-        <w:br w:type="column"/>
-      </w:r>
-    </w:p>
-    <w:p>
-      <w:pPr>
-        <w:pStyle w:val="BodyText"/>
-        <w:spacing w:before="25"/>
-        <w:rPr>
-          <w:sz w:val="20"/>
-        </w:rPr>
-      </w:pPr>
-    </w:p>
-    <w:p>
-      <w:pPr>
-        <w:pStyle w:val="Heading2"/>
-      </w:pPr>
-      <w:r>
-        <w:t>PURCHASE</w:t>
-      </w:r>
-      <w:r>
-        <w:rPr>
-          <w:spacing w:val="-11"/>
-        </w:rPr>
-        <w:t xml:space="preserve"> </w:t>
-      </w:r>
-      <w:r>
-        <w:rPr>
-          <w:spacing w:val="-4"/>
-        </w:rPr>
-        <w:t>ORDER</w:t>
-      </w:r>
-    </w:p>
     <w:tbl>
       <w:tblPr>
-        <w:tblW w:w="0" w:type="auto"/>
-        <w:tblInd w:w="251" w:type="dxa"/>
+        <w:tblStyle w:val="TableGrid"/>
+        <w:tblW w:w="10972" w:type="dxa"/>
         <w:tblBorders>
-          <w:top w:val="single" w:sz="4" w:space="0" w:color="000000"/>
-          <w:left w:val="single" w:sz="4" w:space="0" w:color="000000"/>
-          <w:bottom w:val="single" w:sz="4" w:space="0" w:color="000000"/>
-          <w:right w:val="single" w:sz="4" w:space="0" w:color="000000"/>
-          <w:insideH w:val="single" w:sz="4" w:space="0" w:color="000000"/>
-          <w:insideV w:val="single" w:sz="4" w:space="0" w:color="000000"/>
+          <w:top w:val="none" w:sz="0" w:space="0" w:color="auto"/>
+          <w:left w:val="none" w:sz="0" w:space="0" w:color="auto"/>
+          <w:bottom w:val="none" w:sz="0" w:space="0" w:color="auto"/>
+          <w:right w:val="none" w:sz="0" w:space="0" w:color="auto"/>
+          <w:insideH w:val="none" w:sz="0" w:space="0" w:color="auto"/>
+          <w:insideV w:val="none" w:sz="0" w:space="0" w:color="auto"/>
         </w:tblBorders>
-        <w:tblLayout w:type="fixed"/>
-        <w:tblCellMar>
-          <w:left w:w="0" w:type="dxa"/>
-          <w:right w:w="0" w:type="dxa"/>
-        </w:tblCellMar>
-        <w:tblLook w:val="01E0" w:firstRow="1" w:lastRow="1" w:firstColumn="1" w:lastColumn="1" w:noHBand="0" w:noVBand="0"/>
+        <w:tblLook w:val="04A0" w:firstRow="1" w:lastRow="0" w:firstColumn="1" w:lastColumn="0" w:noHBand="0" w:noVBand="1"/>
       </w:tblPr>
       <w:tblGrid>
-        <w:gridCol w:w="989"/>
-        <w:gridCol w:w="2127"/>
+        <w:gridCol w:w="5418"/>
+        <w:gridCol w:w="5554"/>
       </w:tblGrid>
       <w:tr>
         <w:trPr>
-          <w:trHeight w:val="244"/>
+          <w:trHeight w:val="1448"/>
         </w:trPr>
         <w:tc>
           <w:tcPr>
-            <w:tcW w:w="989" w:type="dxa"/>
+            <w:tcW w:w="5418" w:type="dxa"/>
           </w:tcPr>
           <w:p>
             <w:pPr>
-              <w:pStyle w:val="TableParagraph"/>
-              <w:spacing w:before="14" w:line="210" w:lineRule="exact"/>
-              <w:rPr>
-                <w:sz w:val="20"/>
-              </w:rPr>
+              <w:pStyle w:val="Heading1"/>
+              <w:spacing w:line="259" w:lineRule="auto"/>
             </w:pPr>
             <w:r>
               <w:rPr>
-                <w:sz w:val="20"/>
-              </w:rPr>
-              <w:t>PO</w:t>
+                <w:noProof/>
+              </w:rPr>
+              <w:lastRenderedPageBreak/>
+              <w:drawing>
+                <wp:anchor distT="0" distB="0" distL="0" distR="0" simplePos="0" relativeHeight="251661312" behindDoc="0" locked="0" layoutInCell="1" allowOverlap="1" wp14:anchorId="2D903FC5" wp14:editId="11EB215D">
+                  <wp:simplePos x="0" y="0"/>
+                  <wp:positionH relativeFrom="page">
+                    <wp:posOffset>224790</wp:posOffset>
+                  </wp:positionH>
+                  <wp:positionV relativeFrom="paragraph">
+                    <wp:posOffset>115570</wp:posOffset>
+                  </wp:positionV>
+                  <wp:extent cx="843080" cy="659791"/>
+                  <wp:effectExtent l="0" t="0" r="0" b="0"/>
+                  <wp:wrapNone/>
+                  <wp:docPr id="1124682871" name="Image 2"/>
+                  <wp:cNvGraphicFramePr>
+                    <a:graphicFrameLocks xmlns:a="http://schemas.openxmlformats.org/drawingml/2006/main"/>
+                  </wp:cNvGraphicFramePr>
+                  <a:graphic xmlns:a="http://schemas.openxmlformats.org/drawingml/2006/main">
+                    <a:graphicData uri="http://schemas.openxmlformats.org/drawingml/2006/picture">
+                      <pic:pic xmlns:pic="http://schemas.openxmlformats.org/drawingml/2006/picture">
+                        <pic:nvPicPr>
+                          <pic:cNvPr id="2" name="Image 2"/>
+                          <pic:cNvPicPr/>
+                        </pic:nvPicPr>
+                        <pic:blipFill>
+                          <a:blip r:embed="rId8" cstate="print"/>
+                          <a:stretch>
+                            <a:fillRect/>
+                          </a:stretch>
+                        </pic:blipFill>
+                        <pic:spPr>
+                          <a:xfrm>
+                            <a:off x="0" y="0"/>
+                            <a:ext cx="843080" cy="659791"/>
+                          </a:xfrm>
+                          <a:prstGeom prst="rect">
+                            <a:avLst/>
+                          </a:prstGeom>
+                        </pic:spPr>
+                      </pic:pic>
+                    </a:graphicData>
+                  </a:graphic>
+                </wp:anchor>
+              </w:drawing>
+            </w:r>
+            <w:r>
+              <w:t>TELCOVANTAGE</w:t>
+            </w:r>
+            <w:r>
+              <w:rPr>
+                <w:spacing w:val="-13"/>
+              </w:rPr>
+              <w:t xml:space="preserve"> </w:t>
+            </w:r>
+            <w:r>
+              <w:t>PHILIPPINES SERVICES INC.</w:t>
+            </w:r>
+          </w:p>
+          <w:p>
+            <w:pPr>
+              <w:pStyle w:val="BodyText"/>
+              <w:spacing w:before="3" w:line="256" w:lineRule="auto"/>
+              <w:ind w:left="1867" w:right="32"/>
+            </w:pPr>
+            <w:r>
+              <w:t>Unit</w:t>
             </w:r>
             <w:r>
               <w:rPr>
                 <w:spacing w:val="-6"/>
-                <w:sz w:val="20"/>
-              </w:rPr>
-              <w:t xml:space="preserve"> </w:t>
+              </w:rPr>
+              <w:t xml:space="preserve"> </w:t>
+            </w:r>
+            <w:r>
+              <w:t>1811</w:t>
+            </w:r>
+            <w:r>
+              <w:rPr>
+                <w:spacing w:val="-6"/>
+              </w:rPr>
+              <w:t xml:space="preserve"> </w:t>
+            </w:r>
+            <w:r>
+              <w:t>North</w:t>
+            </w:r>
+            <w:r>
+              <w:rPr>
+                <w:spacing w:val="-6"/>
+              </w:rPr>
+              <w:t xml:space="preserve"> </w:t>
+            </w:r>
+            <w:r>
+              <w:t>Tower</w:t>
+            </w:r>
+            <w:r>
+              <w:rPr>
+                <w:spacing w:val="-6"/>
+              </w:rPr>
+              <w:t xml:space="preserve"> </w:t>
+            </w:r>
+            <w:r>
+              <w:t>Park</w:t>
             </w:r>
             <w:r>
               <w:rPr>
                 <w:spacing w:val="-5"/>
-                <w:sz w:val="20"/>
-              </w:rPr>
-              <w:t>No.</w:t>
-            </w:r>
+              </w:rPr>
+              <w:t xml:space="preserve"> </w:t>
+            </w:r>
+            <w:r>
+              <w:t>Triangle</w:t>
+            </w:r>
+            <w:r>
+              <w:rPr>
+                <w:spacing w:val="-9"/>
+              </w:rPr>
+              <w:t xml:space="preserve"> </w:t>
+            </w:r>
+            <w:r>
+              <w:t>Corporate</w:t>
+            </w:r>
+            <w:r>
+              <w:rPr>
+                <w:spacing w:val="40"/>
+              </w:rPr>
+              <w:t xml:space="preserve"> </w:t>
+            </w:r>
+            <w:r>
+              <w:t>Plaza, 32</w:t>
+            </w:r>
+            <w:r>
+              <w:rPr>
+                <w:vertAlign w:val="superscript"/>
+              </w:rPr>
+              <w:t>nd</w:t>
+            </w:r>
+            <w:r>
+              <w:t xml:space="preserve"> St. </w:t>
+            </w:r>
+            <w:proofErr w:type="spellStart"/>
+            <w:r>
+              <w:t>cor</w:t>
+            </w:r>
+            <w:proofErr w:type="spellEnd"/>
+            <w:r>
+              <w:t xml:space="preserve"> 11</w:t>
+            </w:r>
+            <w:r>
+              <w:rPr>
+                <w:vertAlign w:val="superscript"/>
+              </w:rPr>
+              <w:t>th</w:t>
+            </w:r>
+            <w:r>
+              <w:t xml:space="preserve"> Ave, Bonifacio Global</w:t>
+            </w:r>
+            <w:r>
+              <w:rPr>
+                <w:spacing w:val="40"/>
+              </w:rPr>
+              <w:t xml:space="preserve"> </w:t>
+            </w:r>
+            <w:r>
+              <w:t>City, Taguig City 1634</w:t>
+            </w:r>
+            <w:r>
+              <w:rPr>
+                <w:spacing w:val="40"/>
+              </w:rPr>
+              <w:t xml:space="preserve"> </w:t>
+            </w:r>
+            <w:r>
+              <w:t>Tel. No.: 09209680070</w:t>
+            </w:r>
+          </w:p>
+          <w:p>
+            <w:pPr>
+              <w:pStyle w:val="Heading1"/>
+              <w:spacing w:line="259" w:lineRule="auto"/>
+              <w:ind w:left="0"/>
+            </w:pPr>
           </w:p>
         </w:tc>
         <w:tc>
           <w:tcPr>
-            <w:tcW w:w="2127" w:type="dxa"/>
+            <w:tcW w:w="5554" w:type="dxa"/>
           </w:tcPr>
           <w:p>
             <w:pPr>
-              <w:pStyle w:val="TableParagraph"/>
-              <w:spacing w:before="14" w:line="210" w:lineRule="exact"/>
-              <w:ind w:left="105"/>
-              <w:rPr>
-                <w:sz w:val="20"/>
-              </w:rPr>
+              <w:pStyle w:val="Heading2"/>
             </w:pPr>
             <w:r>
-              <w:rPr>
-                <w:sz w:val="20"/>
-              </w:rPr>
-              <w:t>{</w:t>
-            </w:r>
-            <w:proofErr w:type="spellStart"/>
-            <w:r>
-              <w:rPr>
-                <w:sz w:val="20"/>
-              </w:rPr>
-              <w:t>po_number</w:t>
-            </w:r>
-            <w:proofErr w:type="spellEnd"/>
-            <w:r>
-              <w:rPr>
-                <w:sz w:val="20"/>
-              </w:rPr>
-              <w:t>}</w:t>
+              <w:t xml:space="preserve">                                </w:t>
+            </w:r>
+            <w:r>
+              <w:t>PURCHASE</w:t>
+            </w:r>
+            <w:r>
+              <w:rPr>
+                <w:spacing w:val="-11"/>
+              </w:rPr>
+              <w:t xml:space="preserve"> </w:t>
+            </w:r>
+            <w:r>
+              <w:rPr>
+                <w:spacing w:val="-4"/>
+              </w:rPr>
+              <w:t>ORDER</w:t>
             </w:r>
           </w:p>
-        </w:tc>
-      </w:tr>
-      <w:tr>
-        <w:trPr>
-          <w:trHeight w:val="244"/>
-        </w:trPr>
-        <w:tc>
-          <w:tcPr>
-            <w:tcW w:w="989" w:type="dxa"/>
-          </w:tcPr>
+          <w:tbl>
+            <w:tblPr>
+              <w:tblW w:w="0" w:type="auto"/>
+              <w:tblInd w:w="1804" w:type="dxa"/>
+              <w:tblBorders>
+                <w:top w:val="none" w:sz="0" w:space="0" w:color="auto"/>
+                <w:left w:val="none" w:sz="0" w:space="0" w:color="auto"/>
+                <w:bottom w:val="none" w:sz="0" w:space="0" w:color="auto"/>
+                <w:right w:val="none" w:sz="0" w:space="0" w:color="auto"/>
+                <w:insideH w:val="none" w:sz="0" w:space="0" w:color="auto"/>
+                <w:insideV w:val="none" w:sz="0" w:space="0" w:color="auto"/>
+              </w:tblBorders>
+              <w:tblLayout w:type="fixed"/>
+              <w:tblCellMar>
+                <w:left w:w="0" w:type="dxa"/>
+                <w:right w:w="0" w:type="dxa"/>
+              </w:tblCellMar>
+              <w:tblLook w:val="01E0" w:firstRow="1" w:lastRow="1" w:firstColumn="1" w:lastColumn="1" w:noHBand="0" w:noVBand="0"/>
+            </w:tblPr>
+            <w:tblGrid>
+              <w:gridCol w:w="927"/>
+              <w:gridCol w:w="2033"/>
+            </w:tblGrid>
+            <w:tr>
+              <w:trPr>
+                <w:trHeight w:hRule="exact" w:val="256"/>
+              </w:trPr>
+              <w:tc>
+                <w:tcPr>
+                  <w:tcW w:w="927" w:type="dxa"/>
+                </w:tcPr>
+                <w:p>
+                  <w:pPr>
+                    <w:pStyle w:val="TableParagraph"/>
+                    <w:spacing w:before="14" w:line="210" w:lineRule="exact"/>
+                    <w:rPr>
+                      <w:sz w:val="20"/>
+                    </w:rPr>
+                  </w:pPr>
+                  <w:r>
+                    <w:rPr>
+                      <w:sz w:val="20"/>
+                    </w:rPr>
+                    <w:t>PO</w:t>
+                  </w:r>
+                  <w:r>
+                    <w:rPr>
+                      <w:spacing w:val="-6"/>
+                      <w:sz w:val="20"/>
+                    </w:rPr>
+                    <w:t xml:space="preserve"> </w:t>
+                  </w:r>
+                  <w:r>
+                    <w:rPr>
+                      <w:spacing w:val="-5"/>
+                      <w:sz w:val="20"/>
+                    </w:rPr>
+                    <w:t>No.</w:t>
+                  </w:r>
+                </w:p>
+              </w:tc>
+              <w:tc>
+                <w:tcPr>
+                  <w:tcW w:w="2033" w:type="dxa"/>
+                </w:tcPr>
+                <w:p>
+                  <w:pPr>
+                    <w:pStyle w:val="TableParagraph"/>
+                    <w:spacing w:before="14" w:line="210" w:lineRule="exact"/>
+                    <w:ind w:left="105"/>
+                    <w:rPr>
+                      <w:sz w:val="20"/>
+                    </w:rPr>
+                  </w:pPr>
+                  <w:r>
+                    <w:rPr>
+                      <w:sz w:val="20"/>
+                    </w:rPr>
+                    <w:t>{</w:t>
+                  </w:r>
+                  <w:proofErr w:type="spellStart"/>
+                  <w:r>
+                    <w:rPr>
+                      <w:sz w:val="20"/>
+                    </w:rPr>
+                    <w:t>po_number</w:t>
+                  </w:r>
+                  <w:proofErr w:type="spellEnd"/>
+                  <w:r>
+                    <w:rPr>
+                      <w:sz w:val="20"/>
+                    </w:rPr>
+                    <w:t>}</w:t>
+                  </w:r>
+                </w:p>
+              </w:tc>
+            </w:tr>
+            <w:tr>
+              <w:trPr>
+                <w:trHeight w:hRule="exact" w:val="256"/>
+              </w:trPr>
+              <w:tc>
+                <w:tcPr>
+                  <w:tcW w:w="927" w:type="dxa"/>
+                </w:tcPr>
+                <w:p>
+                  <w:pPr>
+                    <w:pStyle w:val="TableParagraph"/>
+                    <w:spacing w:before="14" w:line="210" w:lineRule="exact"/>
+                    <w:rPr>
+                      <w:sz w:val="20"/>
+                    </w:rPr>
+                  </w:pPr>
+                  <w:r>
+                    <w:rPr>
+                      <w:spacing w:val="-4"/>
+                      <w:sz w:val="20"/>
+                    </w:rPr>
+                    <w:t>Date</w:t>
+                  </w:r>
+                </w:p>
+              </w:tc>
+              <w:tc>
+                <w:tcPr>
+                  <w:tcW w:w="2033" w:type="dxa"/>
+                </w:tcPr>
+                <w:p>
+                  <w:pPr>
+                    <w:pStyle w:val="TableParagraph"/>
+                    <w:spacing w:before="14" w:line="210" w:lineRule="exact"/>
+                    <w:ind w:left="105"/>
+                    <w:rPr>
+                      <w:sz w:val="20"/>
+                    </w:rPr>
+                  </w:pPr>
+                  <w:r>
+                    <w:rPr>
+                      <w:sz w:val="20"/>
+                    </w:rPr>
+                    <w:t>{</w:t>
+                  </w:r>
+                  <w:proofErr w:type="spellStart"/>
+                  <w:r>
+                    <w:rPr>
+                      <w:sz w:val="20"/>
+                    </w:rPr>
+                    <w:t>issued_date</w:t>
+                  </w:r>
+                  <w:proofErr w:type="spellEnd"/>
+                  <w:r>
+                    <w:rPr>
+                      <w:sz w:val="20"/>
+                    </w:rPr>
+                    <w:t>}</w:t>
+                  </w:r>
+                </w:p>
+              </w:tc>
+            </w:tr>
+          </w:tbl>
           <w:p>
             <w:pPr>
-              <w:pStyle w:val="TableParagraph"/>
-              <w:spacing w:before="14" w:line="210" w:lineRule="exact"/>
-              <w:rPr>
-                <w:sz w:val="20"/>
-              </w:rPr>
+              <w:pStyle w:val="Heading1"/>
+              <w:spacing w:line="259" w:lineRule="auto"/>
+              <w:ind w:left="0"/>
             </w:pPr>
-            <w:r>
-              <w:rPr>
-                <w:spacing w:val="-4"/>
-                <w:sz w:val="20"/>
-              </w:rPr>
-              <w:t>Date</w:t>
-            </w:r>
-          </w:p>
-        </w:tc>
-        <w:tc>
-          <w:tcPr>
-            <w:tcW w:w="2127" w:type="dxa"/>
-          </w:tcPr>
-          <w:p>
-            <w:pPr>
-              <w:pStyle w:val="TableParagraph"/>
-              <w:spacing w:before="14" w:line="210" w:lineRule="exact"/>
-              <w:ind w:left="105"/>
-              <w:rPr>
-                <w:sz w:val="20"/>
-              </w:rPr>
-            </w:pPr>
-            <w:r>
-              <w:rPr>
-                <w:sz w:val="20"/>
-              </w:rPr>
-              <w:t>{</w:t>
-            </w:r>
-            <w:proofErr w:type="spellStart"/>
-            <w:r>
-              <w:rPr>
-                <w:sz w:val="20"/>
-              </w:rPr>
-              <w:t>issued_date</w:t>
-            </w:r>
-            <w:proofErr w:type="spellEnd"/>
-            <w:r>
-              <w:rPr>
-                <w:sz w:val="20"/>
-              </w:rPr>
-              <w:t>}</w:t>
-            </w:r>
           </w:p>
         </w:tc>
       </w:tr>
@@ -3191,7 +3354,7 @@
           <w:sz w:val="20"/>
         </w:rPr>
         <w:sectPr>
-          <w:pgSz w:w="12240" w:h="15840"/>
+          <w:pgSz w:w="11906" w:h="16838"/>
           <w:pgMar w:top="700" w:right="0" w:bottom="1200" w:left="720" w:header="0" w:footer="1012" w:gutter="0"/>
           <w:cols w:num="2" w:space="720" w:equalWidth="0">
             <w:col w:w="4958" w:space="1987"/>
@@ -3214,6 +3377,7 @@
     <w:tbl>
       <w:tblPr>
         <w:tblW w:w="0" w:type="auto"/>
+        <w:tblInd w:w="-222" w:type="dxa"/>
         <w:tblBorders>
           <w:top w:val="single" w:sz="4" w:space="0" w:color="000000"/>
           <w:left w:val="single" w:sz="4" w:space="0" w:color="000000"/>
@@ -8942,391 +9106,419 @@
         </w:rPr>
         <w:sectPr>
           <w:type w:val="continuous"/>
-          <w:pgSz w:w="12240" w:h="15840"/>
+          <w:pgSz w:w="11906" w:h="16838"/>
           <w:pgMar w:top="700" w:right="0" w:bottom="1200" w:left="720" w:header="0" w:footer="1012" w:gutter="0"/>
           <w:cols w:space="720"/>
         </w:sectPr>
       </w:pPr>
     </w:p>
-    <w:p>
-      <w:pPr>
-        <w:pStyle w:val="Heading1"/>
-        <w:spacing w:line="259" w:lineRule="auto"/>
-      </w:pPr>
-      <w:r>
-        <w:rPr>
-          <w:noProof/>
-        </w:rPr>
-        <w:lastRenderedPageBreak/>
-        <w:drawing>
-          <wp:anchor distT="0" distB="0" distL="0" distR="0" simplePos="0" relativeHeight="15729664" behindDoc="0" locked="0" layoutInCell="1" allowOverlap="1" wp14:anchorId="1811E08C" wp14:editId="00E01BC0">
-            <wp:simplePos x="0" y="0"/>
-            <wp:positionH relativeFrom="page">
-              <wp:posOffset>682450</wp:posOffset>
-            </wp:positionH>
-            <wp:positionV relativeFrom="paragraph">
-              <wp:posOffset>85375</wp:posOffset>
-            </wp:positionV>
-            <wp:extent cx="843080" cy="659791"/>
-            <wp:effectExtent l="0" t="0" r="0" b="0"/>
-            <wp:wrapNone/>
-            <wp:docPr id="4" name="Image 4"/>
-            <wp:cNvGraphicFramePr>
-              <a:graphicFrameLocks xmlns:a="http://schemas.openxmlformats.org/drawingml/2006/main"/>
-            </wp:cNvGraphicFramePr>
-            <a:graphic xmlns:a="http://schemas.openxmlformats.org/drawingml/2006/main">
-              <a:graphicData uri="http://schemas.openxmlformats.org/drawingml/2006/picture">
-                <pic:pic xmlns:pic="http://schemas.openxmlformats.org/drawingml/2006/picture">
-                  <pic:nvPicPr>
-                    <pic:cNvPr id="4" name="Image 4"/>
-                    <pic:cNvPicPr/>
-                  </pic:nvPicPr>
-                  <pic:blipFill>
-                    <a:blip r:embed="rId8" cstate="print"/>
-                    <a:stretch>
-                      <a:fillRect/>
-                    </a:stretch>
-                  </pic:blipFill>
-                  <pic:spPr>
-                    <a:xfrm>
-                      <a:off x="0" y="0"/>
-                      <a:ext cx="843080" cy="659791"/>
-                    </a:xfrm>
-                    <a:prstGeom prst="rect">
-                      <a:avLst/>
-                    </a:prstGeom>
-                  </pic:spPr>
-                </pic:pic>
-              </a:graphicData>
-            </a:graphic>
-          </wp:anchor>
-        </w:drawing>
-      </w:r>
-      <w:r>
-        <w:t>TELCOVANTAGE</w:t>
-      </w:r>
-      <w:r>
-        <w:rPr>
-          <w:spacing w:val="-13"/>
-        </w:rPr>
-        <w:t xml:space="preserve"> </w:t>
-      </w:r>
-      <w:r>
-        <w:t>PHILIPPINES SERVICES INC.</w:t>
-      </w:r>
-    </w:p>
-    <w:p>
-      <w:pPr>
-        <w:pStyle w:val="BodyText"/>
-        <w:spacing w:before="3" w:line="256" w:lineRule="auto"/>
-        <w:ind w:left="1867" w:right="32"/>
-      </w:pPr>
-      <w:r>
-        <w:t>Unit</w:t>
-      </w:r>
-      <w:r>
-        <w:rPr>
-          <w:spacing w:val="-6"/>
-        </w:rPr>
-        <w:t xml:space="preserve"> </w:t>
-      </w:r>
-      <w:r>
-        <w:t>1811</w:t>
-      </w:r>
-      <w:r>
-        <w:rPr>
-          <w:spacing w:val="-6"/>
-        </w:rPr>
-        <w:t xml:space="preserve"> </w:t>
-      </w:r>
-      <w:r>
-        <w:t>North</w:t>
-      </w:r>
-      <w:r>
-        <w:rPr>
-          <w:spacing w:val="-6"/>
-        </w:rPr>
-        <w:t xml:space="preserve"> </w:t>
-      </w:r>
-      <w:r>
-        <w:t>Tower</w:t>
-      </w:r>
-      <w:r>
-        <w:rPr>
-          <w:spacing w:val="-6"/>
-        </w:rPr>
-        <w:t xml:space="preserve"> </w:t>
-      </w:r>
-      <w:r>
-        <w:t>Park</w:t>
-      </w:r>
-      <w:r>
-        <w:rPr>
-          <w:spacing w:val="-5"/>
-        </w:rPr>
-        <w:t xml:space="preserve"> </w:t>
-      </w:r>
-      <w:r>
-        <w:t>Triangle</w:t>
-      </w:r>
-      <w:r>
-        <w:rPr>
-          <w:spacing w:val="-9"/>
-        </w:rPr>
-        <w:t xml:space="preserve"> </w:t>
-      </w:r>
-      <w:r>
-        <w:t>Corporate</w:t>
-      </w:r>
-      <w:r>
-        <w:rPr>
-          <w:spacing w:val="40"/>
-        </w:rPr>
-        <w:t xml:space="preserve"> </w:t>
-      </w:r>
-      <w:r>
-        <w:t>Plaza, 32</w:t>
-      </w:r>
-      <w:r>
-        <w:rPr>
-          <w:vertAlign w:val="superscript"/>
-        </w:rPr>
-        <w:t>nd</w:t>
-      </w:r>
-      <w:r>
-        <w:t xml:space="preserve"> St. </w:t>
-      </w:r>
-      <w:proofErr w:type="spellStart"/>
-      <w:r>
-        <w:t>cor</w:t>
-      </w:r>
-      <w:proofErr w:type="spellEnd"/>
-      <w:r>
-        <w:t xml:space="preserve"> 11</w:t>
-      </w:r>
-      <w:r>
-        <w:rPr>
-          <w:vertAlign w:val="superscript"/>
-        </w:rPr>
-        <w:t>th</w:t>
-      </w:r>
-      <w:r>
-        <w:t xml:space="preserve"> Ave, Bonifacio Global</w:t>
-      </w:r>
-      <w:r>
-        <w:rPr>
-          <w:spacing w:val="40"/>
-        </w:rPr>
-        <w:t xml:space="preserve"> </w:t>
-      </w:r>
-      <w:r>
-        <w:t>City, Taguig City 1634</w:t>
-      </w:r>
-      <w:r>
-        <w:rPr>
-          <w:spacing w:val="40"/>
-        </w:rPr>
-        <w:t xml:space="preserve"> </w:t>
-      </w:r>
-      <w:r>
-        <w:t>Tel. No.: 09209680070</w:t>
-      </w:r>
-    </w:p>
-    <w:p>
-      <w:pPr>
-        <w:pStyle w:val="BodyText"/>
-        <w:rPr>
-          <w:sz w:val="20"/>
-        </w:rPr>
-      </w:pPr>
-      <w:r>
-        <w:br w:type="column"/>
-      </w:r>
-    </w:p>
-    <w:p>
-      <w:pPr>
-        <w:pStyle w:val="BodyText"/>
-        <w:spacing w:before="25"/>
-        <w:rPr>
-          <w:sz w:val="20"/>
-        </w:rPr>
-      </w:pPr>
-    </w:p>
-    <w:p>
-      <w:pPr>
-        <w:pStyle w:val="Heading2"/>
-      </w:pPr>
-      <w:r>
-        <w:t>PURCHASE</w:t>
-      </w:r>
-      <w:r>
-        <w:rPr>
-          <w:spacing w:val="-11"/>
-        </w:rPr>
-        <w:t xml:space="preserve"> </w:t>
-      </w:r>
-      <w:r>
-        <w:rPr>
-          <w:spacing w:val="-4"/>
-        </w:rPr>
-        <w:t>ORDER</w:t>
-      </w:r>
-    </w:p>
     <w:tbl>
       <w:tblPr>
-        <w:tblW w:w="0" w:type="auto"/>
-        <w:tblInd w:w="251" w:type="dxa"/>
+        <w:tblStyle w:val="TableGrid"/>
+        <w:tblW w:w="10972" w:type="dxa"/>
         <w:tblBorders>
-          <w:top w:val="single" w:sz="4" w:space="0" w:color="000000"/>
-          <w:left w:val="single" w:sz="4" w:space="0" w:color="000000"/>
-          <w:bottom w:val="single" w:sz="4" w:space="0" w:color="000000"/>
-          <w:right w:val="single" w:sz="4" w:space="0" w:color="000000"/>
-          <w:insideH w:val="single" w:sz="4" w:space="0" w:color="000000"/>
-          <w:insideV w:val="single" w:sz="4" w:space="0" w:color="000000"/>
+          <w:top w:val="none" w:sz="0" w:space="0" w:color="auto"/>
+          <w:left w:val="none" w:sz="0" w:space="0" w:color="auto"/>
+          <w:bottom w:val="none" w:sz="0" w:space="0" w:color="auto"/>
+          <w:right w:val="none" w:sz="0" w:space="0" w:color="auto"/>
+          <w:insideH w:val="none" w:sz="0" w:space="0" w:color="auto"/>
+          <w:insideV w:val="none" w:sz="0" w:space="0" w:color="auto"/>
         </w:tblBorders>
-        <w:tblLayout w:type="fixed"/>
-        <w:tblCellMar>
-          <w:left w:w="0" w:type="dxa"/>
-          <w:right w:w="0" w:type="dxa"/>
-        </w:tblCellMar>
-        <w:tblLook w:val="01E0" w:firstRow="1" w:lastRow="1" w:firstColumn="1" w:lastColumn="1" w:noHBand="0" w:noVBand="0"/>
+        <w:tblLook w:val="04A0" w:firstRow="1" w:lastRow="0" w:firstColumn="1" w:lastColumn="0" w:noHBand="0" w:noVBand="1"/>
       </w:tblPr>
       <w:tblGrid>
-        <w:gridCol w:w="989"/>
-        <w:gridCol w:w="2127"/>
+        <w:gridCol w:w="5418"/>
+        <w:gridCol w:w="5554"/>
       </w:tblGrid>
       <w:tr>
         <w:trPr>
-          <w:trHeight w:val="244"/>
+          <w:trHeight w:val="1448"/>
         </w:trPr>
         <w:tc>
           <w:tcPr>
-            <w:tcW w:w="989" w:type="dxa"/>
+            <w:tcW w:w="5418" w:type="dxa"/>
           </w:tcPr>
           <w:p>
             <w:pPr>
-              <w:pStyle w:val="TableParagraph"/>
-              <w:spacing w:before="14" w:line="210" w:lineRule="exact"/>
-              <w:rPr>
-                <w:sz w:val="20"/>
-              </w:rPr>
+              <w:pStyle w:val="Heading1"/>
+              <w:spacing w:line="259" w:lineRule="auto"/>
             </w:pPr>
             <w:r>
               <w:rPr>
-                <w:sz w:val="20"/>
-              </w:rPr>
-              <w:t>PO</w:t>
+                <w:noProof/>
+              </w:rPr>
+              <w:lastRenderedPageBreak/>
+              <w:drawing>
+                <wp:anchor distT="0" distB="0" distL="0" distR="0" simplePos="0" relativeHeight="251668480" behindDoc="0" locked="0" layoutInCell="1" allowOverlap="1" wp14:anchorId="62205BDA" wp14:editId="0E70ABCA">
+                  <wp:simplePos x="0" y="0"/>
+                  <wp:positionH relativeFrom="page">
+                    <wp:posOffset>224790</wp:posOffset>
+                  </wp:positionH>
+                  <wp:positionV relativeFrom="paragraph">
+                    <wp:posOffset>115570</wp:posOffset>
+                  </wp:positionV>
+                  <wp:extent cx="843080" cy="659791"/>
+                  <wp:effectExtent l="0" t="0" r="0" b="0"/>
+                  <wp:wrapNone/>
+                  <wp:docPr id="294863892" name="Image 2"/>
+                  <wp:cNvGraphicFramePr>
+                    <a:graphicFrameLocks xmlns:a="http://schemas.openxmlformats.org/drawingml/2006/main"/>
+                  </wp:cNvGraphicFramePr>
+                  <a:graphic xmlns:a="http://schemas.openxmlformats.org/drawingml/2006/main">
+                    <a:graphicData uri="http://schemas.openxmlformats.org/drawingml/2006/picture">
+                      <pic:pic xmlns:pic="http://schemas.openxmlformats.org/drawingml/2006/picture">
+                        <pic:nvPicPr>
+                          <pic:cNvPr id="2" name="Image 2"/>
+                          <pic:cNvPicPr/>
+                        </pic:nvPicPr>
+                        <pic:blipFill>
+                          <a:blip r:embed="rId8" cstate="print"/>
+                          <a:stretch>
+                            <a:fillRect/>
+                          </a:stretch>
+                        </pic:blipFill>
+                        <pic:spPr>
+                          <a:xfrm>
+                            <a:off x="0" y="0"/>
+                            <a:ext cx="843080" cy="659791"/>
+                          </a:xfrm>
+                          <a:prstGeom prst="rect">
+                            <a:avLst/>
+                          </a:prstGeom>
+                        </pic:spPr>
+                      </pic:pic>
+                    </a:graphicData>
+                  </a:graphic>
+                </wp:anchor>
+              </w:drawing>
+            </w:r>
+            <w:r>
+              <w:t>TELCOVANTAGE</w:t>
+            </w:r>
+            <w:r>
+              <w:rPr>
+                <w:spacing w:val="-13"/>
+              </w:rPr>
+              <w:t xml:space="preserve"> </w:t>
+            </w:r>
+            <w:r>
+              <w:t>PHILIPPINES SERVICES INC.</w:t>
+            </w:r>
+          </w:p>
+          <w:p>
+            <w:pPr>
+              <w:pStyle w:val="BodyText"/>
+              <w:spacing w:before="3" w:line="256" w:lineRule="auto"/>
+              <w:ind w:left="1867" w:right="32"/>
+            </w:pPr>
+            <w:r>
+              <w:t>Unit</w:t>
             </w:r>
             <w:r>
               <w:rPr>
                 <w:spacing w:val="-6"/>
-                <w:sz w:val="20"/>
-              </w:rPr>
-              <w:t xml:space="preserve"> </w:t>
+              </w:rPr>
+              <w:t xml:space="preserve"> </w:t>
+            </w:r>
+            <w:r>
+              <w:t>1811</w:t>
+            </w:r>
+            <w:r>
+              <w:rPr>
+                <w:spacing w:val="-6"/>
+              </w:rPr>
+              <w:t xml:space="preserve"> </w:t>
+            </w:r>
+            <w:r>
+              <w:t>North</w:t>
+            </w:r>
+            <w:r>
+              <w:rPr>
+                <w:spacing w:val="-6"/>
+              </w:rPr>
+              <w:t xml:space="preserve"> </w:t>
+            </w:r>
+            <w:r>
+              <w:t>Tower</w:t>
+            </w:r>
+            <w:r>
+              <w:rPr>
+                <w:spacing w:val="-6"/>
+              </w:rPr>
+              <w:t xml:space="preserve"> </w:t>
+            </w:r>
+            <w:r>
+              <w:t>Park</w:t>
             </w:r>
             <w:r>
               <w:rPr>
                 <w:spacing w:val="-5"/>
-                <w:sz w:val="20"/>
-              </w:rPr>
-              <w:t>No.</w:t>
-            </w:r>
+              </w:rPr>
+              <w:t xml:space="preserve"> </w:t>
+            </w:r>
+            <w:r>
+              <w:t>Triangle</w:t>
+            </w:r>
+            <w:r>
+              <w:rPr>
+                <w:spacing w:val="-9"/>
+              </w:rPr>
+              <w:t xml:space="preserve"> </w:t>
+            </w:r>
+            <w:r>
+              <w:t>Corporate</w:t>
+            </w:r>
+            <w:r>
+              <w:rPr>
+                <w:spacing w:val="40"/>
+              </w:rPr>
+              <w:t xml:space="preserve"> </w:t>
+            </w:r>
+            <w:r>
+              <w:t>Plaza, 32</w:t>
+            </w:r>
+            <w:r>
+              <w:rPr>
+                <w:vertAlign w:val="superscript"/>
+              </w:rPr>
+              <w:t>nd</w:t>
+            </w:r>
+            <w:r>
+              <w:t xml:space="preserve"> St. </w:t>
+            </w:r>
+            <w:proofErr w:type="spellStart"/>
+            <w:r>
+              <w:t>cor</w:t>
+            </w:r>
+            <w:proofErr w:type="spellEnd"/>
+            <w:r>
+              <w:t xml:space="preserve"> 11</w:t>
+            </w:r>
+            <w:r>
+              <w:rPr>
+                <w:vertAlign w:val="superscript"/>
+              </w:rPr>
+              <w:t>th</w:t>
+            </w:r>
+            <w:r>
+              <w:t xml:space="preserve"> Ave, Bonifacio Global</w:t>
+            </w:r>
+            <w:r>
+              <w:rPr>
+                <w:spacing w:val="40"/>
+              </w:rPr>
+              <w:t xml:space="preserve"> </w:t>
+            </w:r>
+            <w:r>
+              <w:t>City, Taguig City 1634</w:t>
+            </w:r>
+            <w:r>
+              <w:rPr>
+                <w:spacing w:val="40"/>
+              </w:rPr>
+              <w:t xml:space="preserve"> </w:t>
+            </w:r>
+            <w:r>
+              <w:t>Tel. No.: 09209680070</w:t>
+            </w:r>
+          </w:p>
+          <w:p>
+            <w:pPr>
+              <w:pStyle w:val="Heading1"/>
+              <w:spacing w:line="259" w:lineRule="auto"/>
+              <w:ind w:left="0"/>
+            </w:pPr>
           </w:p>
         </w:tc>
         <w:tc>
           <w:tcPr>
-            <w:tcW w:w="2127" w:type="dxa"/>
+            <w:tcW w:w="5554" w:type="dxa"/>
           </w:tcPr>
           <w:p>
             <w:pPr>
-              <w:pStyle w:val="TableParagraph"/>
-              <w:spacing w:before="14" w:line="210" w:lineRule="exact"/>
-              <w:ind w:left="105"/>
-              <w:rPr>
-                <w:sz w:val="20"/>
-              </w:rPr>
+              <w:pStyle w:val="Heading2"/>
             </w:pPr>
             <w:r>
-              <w:rPr>
-                <w:sz w:val="20"/>
-              </w:rPr>
-              <w:t>{</w:t>
-            </w:r>
-            <w:proofErr w:type="spellStart"/>
-            <w:r>
-              <w:rPr>
-                <w:sz w:val="20"/>
-              </w:rPr>
-              <w:t>po_number</w:t>
-            </w:r>
-            <w:proofErr w:type="spellEnd"/>
-            <w:r>
-              <w:rPr>
-                <w:sz w:val="20"/>
-              </w:rPr>
-              <w:t>}</w:t>
+              <w:t xml:space="preserve">                                PURCHASE</w:t>
+            </w:r>
+            <w:r>
+              <w:rPr>
+                <w:spacing w:val="-11"/>
+              </w:rPr>
+              <w:t xml:space="preserve"> </w:t>
+            </w:r>
+            <w:r>
+              <w:rPr>
+                <w:spacing w:val="-4"/>
+              </w:rPr>
+              <w:t>ORDER</w:t>
             </w:r>
           </w:p>
-        </w:tc>
-      </w:tr>
-      <w:tr>
-        <w:trPr>
-          <w:trHeight w:val="244"/>
-        </w:trPr>
-        <w:tc>
-          <w:tcPr>
-            <w:tcW w:w="989" w:type="dxa"/>
-          </w:tcPr>
+          <w:tbl>
+            <w:tblPr>
+              <w:tblW w:w="0" w:type="auto"/>
+              <w:tblInd w:w="1804" w:type="dxa"/>
+              <w:tblBorders>
+                <w:top w:val="none" w:sz="0" w:space="0" w:color="auto"/>
+                <w:left w:val="none" w:sz="0" w:space="0" w:color="auto"/>
+                <w:bottom w:val="none" w:sz="0" w:space="0" w:color="auto"/>
+                <w:right w:val="none" w:sz="0" w:space="0" w:color="auto"/>
+                <w:insideH w:val="none" w:sz="0" w:space="0" w:color="auto"/>
+                <w:insideV w:val="none" w:sz="0" w:space="0" w:color="auto"/>
+              </w:tblBorders>
+              <w:tblLayout w:type="fixed"/>
+              <w:tblCellMar>
+                <w:left w:w="0" w:type="dxa"/>
+                <w:right w:w="0" w:type="dxa"/>
+              </w:tblCellMar>
+              <w:tblLook w:val="01E0" w:firstRow="1" w:lastRow="1" w:firstColumn="1" w:lastColumn="1" w:noHBand="0" w:noVBand="0"/>
+            </w:tblPr>
+            <w:tblGrid>
+              <w:gridCol w:w="927"/>
+              <w:gridCol w:w="2033"/>
+            </w:tblGrid>
+            <w:tr>
+              <w:trPr>
+                <w:trHeight w:hRule="exact" w:val="256"/>
+              </w:trPr>
+              <w:tc>
+                <w:tcPr>
+                  <w:tcW w:w="927" w:type="dxa"/>
+                </w:tcPr>
+                <w:p>
+                  <w:pPr>
+                    <w:pStyle w:val="TableParagraph"/>
+                    <w:spacing w:before="14" w:line="210" w:lineRule="exact"/>
+                    <w:rPr>
+                      <w:sz w:val="20"/>
+                    </w:rPr>
+                  </w:pPr>
+                  <w:r>
+                    <w:rPr>
+                      <w:sz w:val="20"/>
+                    </w:rPr>
+                    <w:t>PO</w:t>
+                  </w:r>
+                  <w:r>
+                    <w:rPr>
+                      <w:spacing w:val="-6"/>
+                      <w:sz w:val="20"/>
+                    </w:rPr>
+                    <w:t xml:space="preserve"> </w:t>
+                  </w:r>
+                  <w:r>
+                    <w:rPr>
+                      <w:spacing w:val="-5"/>
+                      <w:sz w:val="20"/>
+                    </w:rPr>
+                    <w:t>No.</w:t>
+                  </w:r>
+                </w:p>
+              </w:tc>
+              <w:tc>
+                <w:tcPr>
+                  <w:tcW w:w="2033" w:type="dxa"/>
+                </w:tcPr>
+                <w:p>
+                  <w:pPr>
+                    <w:pStyle w:val="TableParagraph"/>
+                    <w:spacing w:before="14" w:line="210" w:lineRule="exact"/>
+                    <w:ind w:left="105"/>
+                    <w:rPr>
+                      <w:sz w:val="20"/>
+                    </w:rPr>
+                  </w:pPr>
+                  <w:r>
+                    <w:rPr>
+                      <w:sz w:val="20"/>
+                    </w:rPr>
+                    <w:t>{</w:t>
+                  </w:r>
+                  <w:proofErr w:type="spellStart"/>
+                  <w:r>
+                    <w:rPr>
+                      <w:sz w:val="20"/>
+                    </w:rPr>
+                    <w:t>po_number</w:t>
+                  </w:r>
+                  <w:proofErr w:type="spellEnd"/>
+                  <w:r>
+                    <w:rPr>
+                      <w:sz w:val="20"/>
+                    </w:rPr>
+                    <w:t>}</w:t>
+                  </w:r>
+                </w:p>
+              </w:tc>
+            </w:tr>
+            <w:tr>
+              <w:trPr>
+                <w:trHeight w:hRule="exact" w:val="256"/>
+              </w:trPr>
+              <w:tc>
+                <w:tcPr>
+                  <w:tcW w:w="927" w:type="dxa"/>
+                </w:tcPr>
+                <w:p>
+                  <w:pPr>
+                    <w:pStyle w:val="TableParagraph"/>
+                    <w:spacing w:before="14" w:line="210" w:lineRule="exact"/>
+                    <w:rPr>
+                      <w:sz w:val="20"/>
+                    </w:rPr>
+                  </w:pPr>
+                  <w:r>
+                    <w:rPr>
+                      <w:spacing w:val="-4"/>
+                      <w:sz w:val="20"/>
+                    </w:rPr>
+                    <w:t>Date</w:t>
+                  </w:r>
+                </w:p>
+              </w:tc>
+              <w:tc>
+                <w:tcPr>
+                  <w:tcW w:w="2033" w:type="dxa"/>
+                </w:tcPr>
+                <w:p>
+                  <w:pPr>
+                    <w:pStyle w:val="TableParagraph"/>
+                    <w:spacing w:before="14" w:line="210" w:lineRule="exact"/>
+                    <w:ind w:left="105"/>
+                    <w:rPr>
+                      <w:sz w:val="20"/>
+                    </w:rPr>
+                  </w:pPr>
+                  <w:r>
+                    <w:rPr>
+                      <w:sz w:val="20"/>
+                    </w:rPr>
+                    <w:t>{</w:t>
+                  </w:r>
+                  <w:proofErr w:type="spellStart"/>
+                  <w:r>
+                    <w:rPr>
+                      <w:sz w:val="20"/>
+                    </w:rPr>
+                    <w:t>issued_date</w:t>
+                  </w:r>
+                  <w:proofErr w:type="spellEnd"/>
+                  <w:r>
+                    <w:rPr>
+                      <w:sz w:val="20"/>
+                    </w:rPr>
+                    <w:t>}</w:t>
+                  </w:r>
+                </w:p>
+              </w:tc>
+            </w:tr>
+          </w:tbl>
           <w:p>
             <w:pPr>
-              <w:pStyle w:val="TableParagraph"/>
-              <w:spacing w:before="14" w:line="210" w:lineRule="exact"/>
-              <w:rPr>
-                <w:sz w:val="20"/>
-              </w:rPr>
+              <w:pStyle w:val="Heading1"/>
+              <w:spacing w:line="259" w:lineRule="auto"/>
+              <w:ind w:left="0"/>
             </w:pPr>
-            <w:r>
-              <w:rPr>
-                <w:spacing w:val="-4"/>
-                <w:sz w:val="20"/>
-              </w:rPr>
-              <w:t>Date</w:t>
-            </w:r>
-          </w:p>
-        </w:tc>
-        <w:tc>
-          <w:tcPr>
-            <w:tcW w:w="2127" w:type="dxa"/>
-          </w:tcPr>
-          <w:p>
-            <w:pPr>
-              <w:pStyle w:val="TableParagraph"/>
-              <w:spacing w:before="14" w:line="210" w:lineRule="exact"/>
-              <w:ind w:left="105"/>
-              <w:rPr>
-                <w:sz w:val="20"/>
-              </w:rPr>
-            </w:pPr>
-            <w:r>
-              <w:rPr>
-                <w:sz w:val="20"/>
-              </w:rPr>
-              <w:t>{</w:t>
-            </w:r>
-            <w:proofErr w:type="spellStart"/>
-            <w:r>
-              <w:rPr>
-                <w:sz w:val="20"/>
-              </w:rPr>
-              <w:t>issued_date</w:t>
-            </w:r>
-            <w:proofErr w:type="spellEnd"/>
-            <w:r>
-              <w:rPr>
-                <w:sz w:val="20"/>
-              </w:rPr>
-              <w:t>}</w:t>
-            </w:r>
           </w:p>
         </w:tc>
       </w:tr>
@@ -9340,7 +9532,7 @@
           <w:sz w:val="20"/>
         </w:rPr>
         <w:sectPr>
-          <w:pgSz w:w="12240" w:h="15840"/>
+          <w:pgSz w:w="11906" w:h="16838"/>
           <w:pgMar w:top="700" w:right="0" w:bottom="1200" w:left="720" w:header="0" w:footer="1012" w:gutter="0"/>
           <w:cols w:num="2" w:space="720" w:equalWidth="0">
             <w:col w:w="4958" w:space="1987"/>
@@ -12702,7 +12894,7 @@
     <w:p/>
     <w:sectPr>
       <w:type w:val="continuous"/>
-      <w:pgSz w:w="12240" w:h="15840"/>
+      <w:pgSz w:w="11906" w:h="16838"/>
       <w:pgMar w:top="700" w:right="0" w:bottom="1200" w:left="720" w:header="0" w:footer="1012" w:gutter="0"/>
       <w:cols w:space="720"/>
     </w:sectPr>
@@ -13081,7 +13273,6 @@
       <w:lvlJc w:val="left"/>
       <w:pPr>
         <w:ind w:left="468" w:hanging="361"/>
-        <w:jc w:val="left"/>
       </w:pPr>
       <w:rPr>
         <w:rFonts w:ascii="Calibri Light" w:eastAsia="Calibri Light" w:hAnsi="Calibri Light" w:cs="Calibri Light" w:hint="default"/>
@@ -13103,7 +13294,6 @@
       <w:lvlJc w:val="left"/>
       <w:pPr>
         <w:ind w:left="1188" w:hanging="360"/>
-        <w:jc w:val="left"/>
       </w:pPr>
       <w:rPr>
         <w:rFonts w:ascii="Calibri Light" w:eastAsia="Calibri Light" w:hAnsi="Calibri Light" w:cs="Calibri Light" w:hint="default"/>
@@ -13214,7 +13404,6 @@
       <w:lvlJc w:val="left"/>
       <w:pPr>
         <w:ind w:left="467" w:hanging="360"/>
-        <w:jc w:val="left"/>
       </w:pPr>
       <w:rPr>
         <w:rFonts w:ascii="Calibri Light" w:eastAsia="Calibri Light" w:hAnsi="Calibri Light" w:cs="Calibri Light" w:hint="default"/>
@@ -13337,7 +13526,6 @@
       <w:lvlJc w:val="left"/>
       <w:pPr>
         <w:ind w:left="468" w:hanging="361"/>
-        <w:jc w:val="left"/>
       </w:pPr>
       <w:rPr>
         <w:rFonts w:ascii="Calibri Light" w:eastAsia="Calibri Light" w:hAnsi="Calibri Light" w:cs="Calibri Light" w:hint="default"/>
@@ -13861,6 +14049,7 @@
   <w:style w:type="paragraph" w:default="1" w:styleId="Normal">
     <w:name w:val="Normal"/>
     <w:qFormat/>
+    <w:rsid w:val="00597559"/>
     <w:rPr>
       <w:rFonts w:ascii="Calibri Light" w:eastAsia="Calibri Light" w:hAnsi="Calibri Light" w:cs="Calibri Light"/>
     </w:rPr>
@@ -13868,6 +14057,7 @@
   <w:style w:type="paragraph" w:styleId="Heading1">
     <w:name w:val="heading 1"/>
     <w:basedOn w:val="Normal"/>
+    <w:link w:val="Heading1Char"/>
     <w:uiPriority w:val="9"/>
     <w:qFormat/>
     <w:pPr>
@@ -13882,6 +14072,7 @@
   <w:style w:type="paragraph" w:styleId="Heading2">
     <w:name w:val="heading 2"/>
     <w:basedOn w:val="Normal"/>
+    <w:link w:val="Heading2Char"/>
     <w:uiPriority w:val="9"/>
     <w:unhideWhenUsed/>
     <w:qFormat/>
@@ -13927,6 +14118,7 @@
   <w:style w:type="paragraph" w:styleId="BodyText">
     <w:name w:val="Body Text"/>
     <w:basedOn w:val="Normal"/>
+    <w:link w:val="BodyTextChar"/>
     <w:uiPriority w:val="1"/>
     <w:qFormat/>
     <w:rPr>
@@ -13948,6 +14140,106 @@
     <w:pPr>
       <w:ind w:left="107"/>
     </w:pPr>
+  </w:style>
+  <w:style w:type="table" w:styleId="TableGrid">
+    <w:name w:val="Table Grid"/>
+    <w:basedOn w:val="TableNormal"/>
+    <w:uiPriority w:val="39"/>
+    <w:rsid w:val="0069701D"/>
+    <w:tblPr>
+      <w:tblBorders>
+        <w:top w:val="none" w:sz="0" w:space="0" w:color="auto"/>
+        <w:left w:val="none" w:sz="0" w:space="0" w:color="auto"/>
+        <w:bottom w:val="none" w:sz="0" w:space="0" w:color="auto"/>
+        <w:right w:val="none" w:sz="0" w:space="0" w:color="auto"/>
+        <w:insideH w:val="none" w:sz="0" w:space="0" w:color="auto"/>
+        <w:insideV w:val="none" w:sz="0" w:space="0" w:color="auto"/>
+      </w:tblBorders>
+    </w:tblPr>
+  </w:style>
+  <w:style w:type="character" w:customStyle="1" w:styleId="Heading1Char">
+    <w:name w:val="Heading 1 Char"/>
+    <w:basedOn w:val="DefaultParagraphFont"/>
+    <w:link w:val="Heading1"/>
+    <w:uiPriority w:val="9"/>
+    <w:rsid w:val="0069701D"/>
+    <w:rPr>
+      <w:rFonts w:ascii="Calibri" w:eastAsia="Calibri" w:hAnsi="Calibri" w:cs="Calibri"/>
+    </w:rPr>
+  </w:style>
+  <w:style w:type="character" w:customStyle="1" w:styleId="BodyTextChar">
+    <w:name w:val="Body Text Char"/>
+    <w:basedOn w:val="DefaultParagraphFont"/>
+    <w:link w:val="BodyText"/>
+    <w:uiPriority w:val="1"/>
+    <w:rsid w:val="0069701D"/>
+    <w:rPr>
+      <w:rFonts w:ascii="Calibri Light" w:eastAsia="Calibri Light" w:hAnsi="Calibri Light" w:cs="Calibri Light"/>
+      <w:sz w:val="16"/>
+      <w:szCs w:val="16"/>
+    </w:rPr>
+  </w:style>
+  <w:style w:type="character" w:customStyle="1" w:styleId="Heading2Char">
+    <w:name w:val="Heading 2 Char"/>
+    <w:basedOn w:val="DefaultParagraphFont"/>
+    <w:link w:val="Heading2"/>
+    <w:uiPriority w:val="9"/>
+    <w:rsid w:val="0069701D"/>
+    <w:rPr>
+      <w:rFonts w:ascii="Calibri" w:eastAsia="Calibri" w:hAnsi="Calibri" w:cs="Calibri"/>
+      <w:b/>
+      <w:bCs/>
+      <w:sz w:val="20"/>
+      <w:szCs w:val="20"/>
+    </w:rPr>
+  </w:style>
+  <w:style w:type="paragraph" w:styleId="Header">
+    <w:name w:val="header"/>
+    <w:basedOn w:val="Normal"/>
+    <w:link w:val="HeaderChar"/>
+    <w:uiPriority w:val="99"/>
+    <w:unhideWhenUsed/>
+    <w:rsid w:val="00C9378F"/>
+    <w:pPr>
+      <w:tabs>
+        <w:tab w:val="center" w:pos="4680"/>
+        <w:tab w:val="right" w:pos="9360"/>
+      </w:tabs>
+    </w:pPr>
+  </w:style>
+  <w:style w:type="character" w:customStyle="1" w:styleId="HeaderChar">
+    <w:name w:val="Header Char"/>
+    <w:basedOn w:val="DefaultParagraphFont"/>
+    <w:link w:val="Header"/>
+    <w:uiPriority w:val="99"/>
+    <w:rsid w:val="00C9378F"/>
+    <w:rPr>
+      <w:rFonts w:ascii="Calibri Light" w:eastAsia="Calibri Light" w:hAnsi="Calibri Light" w:cs="Calibri Light"/>
+    </w:rPr>
+  </w:style>
+  <w:style w:type="paragraph" w:styleId="Footer">
+    <w:name w:val="footer"/>
+    <w:basedOn w:val="Normal"/>
+    <w:link w:val="FooterChar"/>
+    <w:uiPriority w:val="99"/>
+    <w:unhideWhenUsed/>
+    <w:rsid w:val="00C9378F"/>
+    <w:pPr>
+      <w:tabs>
+        <w:tab w:val="center" w:pos="4680"/>
+        <w:tab w:val="right" w:pos="9360"/>
+      </w:tabs>
+    </w:pPr>
+  </w:style>
+  <w:style w:type="character" w:customStyle="1" w:styleId="FooterChar">
+    <w:name w:val="Footer Char"/>
+    <w:basedOn w:val="DefaultParagraphFont"/>
+    <w:link w:val="Footer"/>
+    <w:uiPriority w:val="99"/>
+    <w:rsid w:val="00C9378F"/>
+    <w:rPr>
+      <w:rFonts w:ascii="Calibri Light" w:eastAsia="Calibri Light" w:hAnsi="Calibri Light" w:cs="Calibri Light"/>
+    </w:rPr>
   </w:style>
 </w:styles>
 </file>
